--- a/src/templates/retainer/consult.docx
+++ b/src/templates/retainer/consult.docx
@@ -545,10 +545,12 @@
           <w:p>
             <w:pPr>
               <w:widowControl w:val="1"/>
-              <w:spacing w:after="0" w:line="276" w:lineRule="auto"/>
+              <w:spacing w:after="0" w:line="252" w:lineRule="auto"/>
               <w:rPr>
                 <w:b w:val="1"/>
                 <w:bCs w:val="1"/>
+                <w:sz w:val="22"/>
+                <w:szCs w:val="22"/>
               </w:rPr>
             </w:pPr>
             <w:r>
@@ -556,6 +558,8 @@
                 <w:b w:val="1"/>
                 <w:bCs w:val="1"/>
                 <w:rtl w:val="0"/>
+                <w:sz w:val="22"/>
+                <w:szCs w:val="22"/>
               </w:rPr>
               <w:t xml:space="preserve">Client</w:t>
             </w:r>
@@ -563,7 +567,7 @@
           <w:p>
             <w:pPr>
               <w:widowControl w:val="1"/>
-              <w:spacing w:after="0" w:line="276" w:lineRule="auto"/>
+              <w:spacing w:after="0" w:line="252" w:lineRule="auto"/>
               <w:rPr/>
             </w:pPr>
             <w:r>
@@ -571,24 +575,32 @@
                 <w:b w:val="1"/>
                 <w:bCs w:val="1"/>
                 <w:rtl w:val="0"/>
+                <w:sz w:val="22"/>
+                <w:szCs w:val="22"/>
               </w:rPr>
               <w:t xml:space="preserve">Name:</w:t>
             </w:r>
             <w:r>
               <w:rPr>
                 <w:rtl w:val="0"/>
+                <w:sz w:val="22"/>
+                <w:szCs w:val="22"/>
               </w:rPr>
               <w:t xml:space="preserve"> </w:t>
             </w:r>
             <w:r>
               <w:rPr>
                 <w:rtl w:val="0"/>
+                <w:sz w:val="22"/>
+                <w:szCs w:val="22"/>
               </w:rPr>
               <w:t>{paName}</w:t>
             </w:r>
             <w:r>
               <w:rPr>
                 <w:rtl w:val="0"/>
+                <w:sz w:val="22"/>
+                <w:szCs w:val="22"/>
               </w:rPr>
               <w:t xml:space="preserve"> </w:t>
             </w:r>
@@ -596,7 +608,7 @@
           <w:p>
             <w:pPr>
               <w:widowControl w:val="1"/>
-              <w:spacing w:after="0" w:line="276" w:lineRule="auto"/>
+              <w:spacing w:after="0" w:line="252" w:lineRule="auto"/>
               <w:rPr/>
             </w:pPr>
             <w:r>
@@ -604,31 +616,39 @@
                 <w:b w:val="1"/>
                 <w:bCs w:val="1"/>
                 <w:rtl w:val="0"/>
+                <w:sz w:val="22"/>
+                <w:szCs w:val="22"/>
               </w:rPr>
               <w:t xml:space="preserve">Address:</w:t>
             </w:r>
             <w:r>
               <w:rPr>
                 <w:rtl w:val="0"/>
+                <w:sz w:val="22"/>
+                <w:szCs w:val="22"/>
               </w:rPr>
               <w:t xml:space="preserve"> </w:t>
             </w:r>
             <w:r>
               <w:rPr>
                 <w:rtl w:val="0"/>
+                <w:sz w:val="22"/>
+                <w:szCs w:val="22"/>
               </w:rPr>
               <w:t>{paAddress}</w:t>
             </w:r>
             <w:r>
               <w:rPr>
                 <w:rtl w:val="0"/>
+                <w:sz w:val="22"/>
+                <w:szCs w:val="22"/>
               </w:rPr>
             </w:r>
           </w:p>
           <w:p>
             <w:pPr>
               <w:widowControl w:val="1"/>
-              <w:spacing w:after="0" w:line="276" w:lineRule="auto"/>
+              <w:spacing w:after="0" w:line="252" w:lineRule="auto"/>
               <w:rPr/>
             </w:pPr>
             <w:r>
@@ -636,34 +656,44 @@
                 <w:b w:val="1"/>
                 <w:bCs w:val="1"/>
                 <w:rtl w:val="0"/>
+                <w:sz w:val="22"/>
+                <w:szCs w:val="22"/>
               </w:rPr>
               <w:t xml:space="preserve">Tel:</w:t>
             </w:r>
             <w:r>
               <w:rPr>
                 <w:rtl w:val="0"/>
+                <w:sz w:val="22"/>
+                <w:szCs w:val="22"/>
               </w:rPr>
               <w:t xml:space="preserve"> </w:t>
             </w:r>
             <w:r>
               <w:rPr>
                 <w:rtl w:val="0"/>
+                <w:sz w:val="22"/>
+                <w:szCs w:val="22"/>
               </w:rPr>
               <w:t>{paPhone}</w:t>
             </w:r>
             <w:r>
               <w:rPr>
                 <w:rtl w:val="0"/>
+                <w:sz w:val="22"/>
+                <w:szCs w:val="22"/>
               </w:rPr>
             </w:r>
           </w:p>
           <w:p>
             <w:pPr>
               <w:widowControl w:val="1"/>
-              <w:spacing w:after="0" w:line="276" w:lineRule="auto"/>
+              <w:spacing w:after="0" w:line="252" w:lineRule="auto"/>
               <w:rPr>
                 <w:color w:val="636161"/>
                 <w:highlight w:val="white"/>
+                <w:sz w:val="22"/>
+                <w:szCs w:val="22"/>
               </w:rPr>
             </w:pPr>
             <w:r>
@@ -671,24 +701,32 @@
                 <w:b w:val="1"/>
                 <w:bCs w:val="1"/>
                 <w:rtl w:val="0"/>
+                <w:sz w:val="22"/>
+                <w:szCs w:val="22"/>
               </w:rPr>
               <w:t xml:space="preserve">E-mail:</w:t>
             </w:r>
             <w:r>
               <w:rPr>
                 <w:rtl w:val="0"/>
+                <w:sz w:val="22"/>
+                <w:szCs w:val="22"/>
               </w:rPr>
               <w:t xml:space="preserve"> </w:t>
             </w:r>
             <w:r>
               <w:rPr>
                 <w:rtl w:val="0"/>
+                <w:sz w:val="22"/>
+                <w:szCs w:val="22"/>
               </w:rPr>
               <w:t>{paEmail}</w:t>
             </w:r>
             <w:r>
               <w:rPr>
                 <w:rtl w:val="0"/>
+                <w:sz w:val="22"/>
+                <w:szCs w:val="22"/>
               </w:rPr>
             </w:r>
           </w:p>
@@ -698,17 +736,21 @@
               <w:tabs>
                 <w:tab w:val="left" w:leader="none" w:pos="720"/>
               </w:tabs>
-              <w:spacing w:after="0" w:line="276" w:lineRule="auto"/>
+              <w:spacing w:after="0" w:line="252" w:lineRule="auto"/>
               <w:ind w:left="0" w:right="6740" w:firstLine="0"/>
               <w:rPr>
                 <w:b w:val="1"/>
                 <w:bCs w:val="1"/>
                 <w:u w:val="single"/>
+                <w:sz w:val="22"/>
+                <w:szCs w:val="22"/>
               </w:rPr>
             </w:pPr>
             <w:r>
               <w:rPr>
                 <w:rtl w:val="0"/>
+                <w:sz w:val="22"/>
+                <w:szCs w:val="22"/>
               </w:rPr>
             </w:r>
           </w:p>
@@ -721,12 +763,14 @@
               <w:tabs>
                 <w:tab w:val="left" w:leader="none" w:pos="13"/>
               </w:tabs>
-              <w:spacing w:after="0" w:line="276" w:lineRule="auto"/>
+              <w:spacing w:after="0" w:line="252" w:lineRule="auto"/>
               <w:ind w:left="183" w:firstLine="0"/>
               <w:rPr>
                 <w:b w:val="1"/>
                 <w:bCs w:val="1"/>
                 <w:u w:val="single"/>
+                <w:sz w:val="22"/>
+                <w:szCs w:val="22"/>
               </w:rPr>
             </w:pPr>
             <w:r>
@@ -735,6 +779,8 @@
                 <w:bCs w:val="1"/>
                 <w:u w:val="single"/>
                 <w:rtl w:val="0"/>
+                <w:sz w:val="22"/>
+                <w:szCs w:val="22"/>
               </w:rPr>
               <w:t xml:space="preserve">{rcicRole}</w:t>
             </w:r>
@@ -745,12 +791,14 @@
               <w:tabs>
                 <w:tab w:val="left" w:leader="none" w:pos="13"/>
               </w:tabs>
-              <w:spacing w:after="0" w:line="276" w:lineRule="auto"/>
+              <w:spacing w:after="0" w:line="252" w:lineRule="auto"/>
               <w:ind w:left="183" w:firstLine="0"/>
               <w:rPr>
                 <w:b w:val="1"/>
                 <w:bCs w:val="1"/>
                 <w:u w:val="single"/>
+                <w:sz w:val="22"/>
+                <w:szCs w:val="22"/>
               </w:rPr>
             </w:pPr>
             <w:r>
@@ -759,6 +807,8 @@
                 <w:bCs w:val="1"/>
                 <w:u w:val="single"/>
                 <w:rtl w:val="0"/>
+                <w:sz w:val="22"/>
+                <w:szCs w:val="22"/>
               </w:rPr>
               <w:t xml:space="preserve">{consultantName}</w:t>
             </w:r>
@@ -769,12 +819,14 @@
               <w:tabs>
                 <w:tab w:val="left" w:leader="none" w:pos="13"/>
               </w:tabs>
-              <w:spacing w:after="0" w:line="276" w:lineRule="auto"/>
+              <w:spacing w:after="0" w:line="252" w:lineRule="auto"/>
               <w:ind w:left="183" w:firstLine="0"/>
               <w:rPr>
                 <w:b w:val="1"/>
                 <w:bCs w:val="1"/>
                 <w:u w:val="single"/>
+                <w:sz w:val="22"/>
+                <w:szCs w:val="22"/>
               </w:rPr>
             </w:pPr>
             <w:r>
@@ -782,12 +834,16 @@
                 <w:b w:val="1"/>
                 <w:bCs w:val="1"/>
                 <w:rtl w:val="0"/>
+                <w:sz w:val="22"/>
+                <w:szCs w:val="22"/>
               </w:rPr>
               <w:t xml:space="preserve">TDOT IMMIGRATION SERVICES INC</w:t>
             </w:r>
             <w:r>
               <w:rPr>
                 <w:rtl w:val="0"/>
+                <w:sz w:val="22"/>
+                <w:szCs w:val="22"/>
               </w:rPr>
             </w:r>
           </w:p>
@@ -797,12 +853,14 @@
               <w:tabs>
                 <w:tab w:val="left" w:leader="none" w:pos="13"/>
               </w:tabs>
-              <w:spacing w:after="0" w:line="276" w:lineRule="auto"/>
+              <w:spacing w:after="0" w:line="252" w:lineRule="auto"/>
               <w:ind w:left="183" w:firstLine="0"/>
               <w:rPr>
                 <w:b w:val="1"/>
                 <w:bCs w:val="1"/>
                 <w:u w:val="single"/>
+                <w:sz w:val="22"/>
+                <w:szCs w:val="22"/>
               </w:rPr>
             </w:pPr>
             <w:r>
@@ -811,6 +869,8 @@
                 <w:bCs w:val="1"/>
                 <w:u w:val="single"/>
                 <w:rtl w:val="0"/>
+                <w:sz w:val="22"/>
+                <w:szCs w:val="22"/>
               </w:rPr>
               <w:t xml:space="preserve">Address: 20 De Boers Dr, Suite 202, North York, ON M3J 0H1</w:t>
             </w:r>
@@ -821,12 +881,14 @@
               <w:tabs>
                 <w:tab w:val="left" w:leader="none" w:pos="13"/>
               </w:tabs>
-              <w:spacing w:after="0" w:line="276" w:lineRule="auto"/>
+              <w:spacing w:after="0" w:line="252" w:lineRule="auto"/>
               <w:ind w:left="183" w:firstLine="0"/>
               <w:rPr>
                 <w:b w:val="1"/>
                 <w:bCs w:val="1"/>
                 <w:u w:val="single"/>
+                <w:sz w:val="22"/>
+                <w:szCs w:val="22"/>
               </w:rPr>
             </w:pPr>
             <w:r>
@@ -835,6 +897,8 @@
                 <w:bCs w:val="1"/>
                 <w:u w:val="single"/>
                 <w:rtl w:val="0"/>
+                <w:sz w:val="22"/>
+                <w:szCs w:val="22"/>
               </w:rPr>
               <w:t xml:space="preserve">Tel: (416) 947-6710</w:t>
             </w:r>
@@ -845,12 +909,14 @@
               <w:tabs>
                 <w:tab w:val="left" w:leader="none" w:pos="13"/>
               </w:tabs>
-              <w:spacing w:after="0" w:line="276" w:lineRule="auto"/>
+              <w:spacing w:after="0" w:line="252" w:lineRule="auto"/>
               <w:ind w:left="183" w:firstLine="0"/>
               <w:rPr>
                 <w:b w:val="1"/>
                 <w:bCs w:val="1"/>
                 <w:u w:val="single"/>
+                <w:sz w:val="22"/>
+                <w:szCs w:val="22"/>
               </w:rPr>
             </w:pPr>
             <w:r>
@@ -859,6 +925,8 @@
                 <w:bCs w:val="1"/>
                 <w:u w:val="single"/>
                 <w:rtl w:val="0"/>
+                <w:sz w:val="22"/>
+                <w:szCs w:val="22"/>
               </w:rPr>
               <w:t xml:space="preserve">Email: tdotimm@gmail.com</w:t>
             </w:r>
@@ -889,7 +957,7 @@
     <w:p>
       <w:pPr>
         <w:widowControl w:val="1"/>
-        <w:spacing w:after="209" w:line="259" w:lineRule="auto"/>
+        <w:spacing w:after="380" w:line="259" w:lineRule="auto"/>
         <w:ind w:left="0" w:firstLine="0"/>
         <w:jc w:val="left"/>
         <w:rPr>
@@ -980,28 +1048,6 @@
       </w:pPr>
       <w:r>
         <w:rPr>
-          <w:color w:val="000000"/>
-          <w:sz w:val="22"/>
-          <w:szCs w:val="22"/>
-          <w:rtl w:val="0"/>
-        </w:rPr>
-        <w:t xml:space="preserve"> </w:t>
-      </w:r>
-    </w:p>
-    <w:p>
-      <w:pPr>
-        <w:widowControl w:val="1"/>
-        <w:spacing w:after="209" w:line="259" w:lineRule="auto"/>
-        <w:ind w:left="0" w:firstLine="0"/>
-        <w:jc w:val="left"/>
-        <w:rPr>
-          <w:color w:val="000000"/>
-          <w:sz w:val="22"/>
-          <w:szCs w:val="22"/>
-        </w:rPr>
-      </w:pPr>
-      <w:r>
-        <w:rPr>
           <w:b w:val="1"/>
           <w:bCs w:val="1"/>
           <w:color w:val="000000"/>
@@ -1068,7 +1114,7 @@
       <w:headerReference r:id="rId8" w:type="default"/>
       <w:footerReference r:id="rId9" w:type="default"/>
       <w:pgSz w:h="15840" w:w="12240" w:orient="portrait"/>
-      <w:pgMar w:bottom="1440" w:top="1440" w:left="1440" w:right="1438" w:header="566.9291338582677" w:footer="566.9291338582677"/>
+      <w:pgMar w:bottom="820" w:top="1440" w:left="1440" w:right="1438" w:header="566.9291338582677" w:footer="566.9291338582677"/>
       <w:pgNumType w:start="1"/>
     </w:sectPr>
   </w:body>
@@ -1328,7 +1374,7 @@
       </w:rPr>
       <w:drawing>
         <wp:inline distB="114300" distT="114300" distL="114300" distR="114300">
-          <wp:extent cx="1797352" cy="873480"/>
+          <wp:extent cx="1310514" cy="636905"/>
           <wp:effectExtent b="0" l="0" r="0" t="0"/>
           <wp:docPr id="34580337" name="image1.png"/>
           <a:graphic>
@@ -1348,7 +1394,7 @@
                 <pic:spPr>
                   <a:xfrm>
                     <a:off x="0" y="0"/>
-                    <a:ext cx="1797352" cy="873480"/>
+                    <a:ext cx="1310514" cy="636905"/>
                   </a:xfrm>
                   <a:prstGeom prst="rect"/>
                   <a:ln/>
@@ -1507,7 +1553,7 @@
     </w:rPrDefault>
     <w:pPrDefault>
       <w:pPr>
-        <w:spacing w:after="169" w:line="267" w:lineRule="auto"/>
+        <w:spacing w:after="96" w:line="248" w:lineRule="auto"/>
         <w:ind w:left="10"/>
         <w:jc w:val="both"/>
       </w:pPr>
